--- a/lessons/05-reading-the-evidence/resources/l5-student-sheets-EDITABLE.docx
+++ b/lessons/05-reading-the-evidence/resources/l5-student-sheets-EDITABLE.docx
@@ -8538,1272 +8538,6 @@
           <w:szCs w:val="19"/>
         </w:rPr>
         <w:t xml:space="preserve">heavier  ·  lighter  ·  water  ·  oxygen  ·  air  ·  joined the nail  ·  half-submerged  ·  dry sealed  ·  under oil  ·  new substance</w:t>
-      </w:r>
-    </w:p>
-    <w:p>
-      <w:r>
-        <w:br w:type="page"/>
-      </w:r>
-    </w:p>
-    <w:p>
-      <w:pPr>
-        <w:spacing w:after="30" w:before="40" w:line="260"/>
-      </w:pPr>
-      <w:r>
-        <w:rPr>
-          <w:rFonts w:ascii="Calibri" w:cs="Calibri" w:eastAsia="Calibri" w:hAnsi="Calibri"/>
-          <w:b/>
-          <w:bCs/>
-          <w:color w:val="E8930C"/>
-          <w:sz w:val="17"/>
-          <w:szCs w:val="17"/>
-        </w:rPr>
-        <w:t xml:space="preserve">YEAR 6 SCIENCE · LESSON 5</w:t>
-      </w:r>
-    </w:p>
-    <w:p>
-      <w:pPr>
-        <w:pBdr>
-          <w:bottom w:val="single" w:color="E8930C" w:sz="12" w:space="5"/>
-        </w:pBdr>
-        <w:spacing w:after="100" w:before="0"/>
-      </w:pPr>
-      <w:r>
-        <w:rPr>
-          <w:rFonts w:ascii="Calibri" w:cs="Calibri" w:eastAsia="Calibri" w:hAnsi="Calibri"/>
-          <w:b/>
-          <w:bCs/>
-          <w:color w:val="1B2A4A"/>
-          <w:sz w:val="34"/>
-          <w:szCs w:val="34"/>
-        </w:rPr>
-        <w:t xml:space="preserve">The swap — somebody else’s data</w:t>
-      </w:r>
-    </w:p>
-    <w:tbl>
-      <w:tblPr>
-        <w:tblW w:type="dxa" w:w="9600"/>
-        <w:tblBorders>
-          <w:top w:val="single" w:color="7E889C" w:sz="6"/>
-          <w:left w:val="single" w:color="7E889C" w:sz="6"/>
-          <w:bottom w:val="single" w:color="7E889C" w:sz="6"/>
-          <w:right w:val="single" w:color="7E889C" w:sz="6"/>
-          <w:insideH w:val="single" w:color="9AA3B5" w:sz="3"/>
-          <w:insideV w:val="single" w:color="9AA3B5" w:sz="3"/>
-        </w:tblBorders>
-      </w:tblPr>
-      <w:tblGrid>
-        <w:gridCol w:w="4900"/>
-        <w:gridCol w:w="2400"/>
-        <w:gridCol w:w="2300"/>
-      </w:tblGrid>
-      <w:tr>
-        <w:tc>
-          <w:tcPr>
-            <w:tcW w:type="dxa" w:w="4900"/>
-            <w:shd w:fill="FBF9F4" w:val="clear"/>
-            <w:tcMar>
-              <w:top w:type="dxa" w:w="150"/>
-              <w:left w:type="dxa" w:w="110"/>
-              <w:bottom w:type="dxa" w:w="150"/>
-              <w:right w:type="dxa" w:w="110"/>
-            </w:tcMar>
-            <w:vAlign w:val="top"/>
-          </w:tcPr>
-          <w:p>
-            <w:pPr>
-              <w:spacing w:after="15" w:before="15" w:line="260"/>
-            </w:pPr>
-            <w:r>
-              <w:rPr>
-                <w:rFonts w:ascii="Calibri" w:cs="Calibri" w:eastAsia="Calibri" w:hAnsi="Calibri"/>
-                <w:b/>
-                <w:bCs/>
-                <w:color w:val="222222"/>
-                <w:sz w:val="18"/>
-                <w:szCs w:val="18"/>
-              </w:rPr>
-              <w:t xml:space="preserve">Name</w:t>
-            </w:r>
-          </w:p>
-        </w:tc>
-        <w:tc>
-          <w:tcPr>
-            <w:tcW w:type="dxa" w:w="2400"/>
-            <w:shd w:fill="FBF9F4" w:val="clear"/>
-            <w:tcMar>
-              <w:top w:type="dxa" w:w="150"/>
-              <w:left w:type="dxa" w:w="110"/>
-              <w:bottom w:type="dxa" w:w="150"/>
-              <w:right w:type="dxa" w:w="110"/>
-            </w:tcMar>
-            <w:vAlign w:val="top"/>
-          </w:tcPr>
-          <w:p>
-            <w:pPr>
-              <w:spacing w:after="15" w:before="15" w:line="260"/>
-            </w:pPr>
-            <w:r>
-              <w:rPr>
-                <w:rFonts w:ascii="Calibri" w:cs="Calibri" w:eastAsia="Calibri" w:hAnsi="Calibri"/>
-                <w:b/>
-                <w:bCs/>
-                <w:color w:val="222222"/>
-                <w:sz w:val="18"/>
-                <w:szCs w:val="18"/>
-              </w:rPr>
-              <w:t xml:space="preserve">Group</w:t>
-            </w:r>
-          </w:p>
-        </w:tc>
-        <w:tc>
-          <w:tcPr>
-            <w:tcW w:type="dxa" w:w="2300"/>
-            <w:shd w:fill="FBF9F4" w:val="clear"/>
-            <w:tcMar>
-              <w:top w:type="dxa" w:w="150"/>
-              <w:left w:type="dxa" w:w="110"/>
-              <w:bottom w:type="dxa" w:w="150"/>
-              <w:right w:type="dxa" w:w="110"/>
-            </w:tcMar>
-            <w:vAlign w:val="top"/>
-          </w:tcPr>
-          <w:p>
-            <w:pPr>
-              <w:spacing w:after="15" w:before="15" w:line="260"/>
-            </w:pPr>
-            <w:r>
-              <w:rPr>
-                <w:rFonts w:ascii="Calibri" w:cs="Calibri" w:eastAsia="Calibri" w:hAnsi="Calibri"/>
-                <w:b/>
-                <w:bCs/>
-                <w:color w:val="222222"/>
-                <w:sz w:val="18"/>
-                <w:szCs w:val="18"/>
-              </w:rPr>
-              <w:t xml:space="preserve">Date</w:t>
-            </w:r>
-          </w:p>
-        </w:tc>
-      </w:tr>
-    </w:tbl>
-    <w:p>
-      <w:pPr>
-        <w:pBdr>
-          <w:top w:val="single" w:color="E4E0D6" w:sz="2" w:space="6"/>
-          <w:bottom w:val="single" w:color="E4E0D6" w:sz="2" w:space="6"/>
-          <w:left w:val="single" w:color="0E7C7B" w:sz="18" w:space="8"/>
-          <w:right w:val="single" w:color="E4E0D6" w:sz="2" w:space="6"/>
-        </w:pBdr>
-        <w:shd w:fill="FBF9F4" w:val="clear"/>
-        <w:spacing w:after="130" w:before="130" w:line="265"/>
-      </w:pPr>
-      <w:r>
-        <w:rPr>
-          <w:rFonts w:ascii="Calibri" w:cs="Calibri" w:eastAsia="Calibri" w:hAnsi="Calibri"/>
-          <w:b/>
-          <w:bCs/>
-          <w:color w:val="0E7C7B"/>
-          <w:sz w:val="19"/>
-          <w:szCs w:val="19"/>
-        </w:rPr>
-        <w:t xml:space="preserve">You were not there  </w:t>
-      </w:r>
-      <w:r>
-        <w:rPr>
-          <w:rFonts w:ascii="Calibri" w:cs="Calibri" w:eastAsia="Calibri" w:hAnsi="Calibri"/>
-          <w:color w:val="222222"/>
-          <w:sz w:val="19"/>
-          <w:szCs w:val="19"/>
-        </w:rPr>
-        <w:t xml:space="preserve">This is the other class’s data. You do not know how they did it. They tested something you did not, and you tested something they did not — neither class can answer the client’s question alone. But before you use their numbers, you have to decide whether you trust them.</w:t>
-      </w:r>
-    </w:p>
-    <w:p>
-      <w:pPr>
-        <w:spacing w:after="70" w:before="40" w:line="260"/>
-      </w:pPr>
-      <w:r>
-        <w:rPr>
-          <w:rFonts w:ascii="Calibri" w:cs="Calibri" w:eastAsia="Calibri" w:hAnsi="Calibri"/>
-          <w:b/>
-          <w:bCs/>
-          <w:color w:val="1B2A4A"/>
-          <w:sz w:val="19"/>
-          <w:szCs w:val="19"/>
-        </w:rPr>
-        <w:t xml:space="preserve">WRITE THESE DOWN BEFORE YOU DISCUSS ANYTHING. Once someone says what they think out loud, it gets very hard to notice anything different.</w:t>
-      </w:r>
-    </w:p>
-    <w:p>
-      <w:pPr>
-        <w:spacing w:after="60" w:before="190"/>
-      </w:pPr>
-      <w:r>
-        <w:rPr>
-          <w:rFonts w:ascii="Calibri" w:cs="Calibri" w:eastAsia="Calibri" w:hAnsi="Calibri"/>
-          <w:b/>
-          <w:bCs/>
-          <w:color w:val="0E7C7B"/>
-          <w:sz w:val="22"/>
-          <w:szCs w:val="22"/>
-        </w:rPr>
-        <w:t xml:space="preserve">1 · Two things you CANNOT tell from this data</w:t>
-      </w:r>
-    </w:p>
-    <w:p>
-      <w:pPr>
-        <w:spacing w:after="70" w:before="40" w:line="260"/>
-      </w:pPr>
-      <w:r>
-        <w:rPr>
-          <w:rFonts w:ascii="Calibri" w:cs="Calibri" w:eastAsia="Calibri" w:hAnsi="Calibri"/>
-          <w:i/>
-          <w:iCs/>
-          <w:color w:val="5A6478"/>
-          <w:sz w:val="18"/>
-          <w:szCs w:val="18"/>
-        </w:rPr>
-        <w:t xml:space="preserve">What did they not write down that you would need to know?</w:t>
-      </w:r>
-    </w:p>
-    <w:tbl>
-      <w:tblPr>
-        <w:tblW w:type="dxa" w:w="9600"/>
-        <w:tblBorders>
-          <w:top w:val="none" w:color="FFFFFF" w:sz="0"/>
-          <w:left w:val="none" w:color="FFFFFF" w:sz="0"/>
-          <w:bottom w:val="none" w:color="FFFFFF" w:sz="0"/>
-          <w:right w:val="none" w:color="FFFFFF" w:sz="0"/>
-          <w:insideH w:val="single" w:color="AEB4C2" w:sz="4"/>
-          <w:insideV w:val="none" w:color="FFFFFF" w:sz="0"/>
-        </w:tblBorders>
-      </w:tblPr>
-      <w:tblGrid>
-        <w:gridCol w:w="9600"/>
-      </w:tblGrid>
-      <w:tr>
-        <w:tc>
-          <w:tcPr>
-            <w:tcW w:type="dxa" w:w="9600"/>
-            <w:tcBorders>
-              <w:top w:val="none" w:color="FFFFFF" w:sz="0"/>
-              <w:left w:val="none" w:color="FFFFFF" w:sz="0"/>
-              <w:bottom w:val="single" w:color="AEB4C2" w:sz="4"/>
-              <w:right w:val="none" w:color="FFFFFF" w:sz="0"/>
-            </w:tcBorders>
-            <w:tcMar>
-              <w:top w:type="dxa" w:w="0"/>
-              <w:left w:type="dxa" w:w="0"/>
-              <w:bottom w:type="dxa" w:w="0"/>
-              <w:right w:type="dxa" w:w="0"/>
-            </w:tcMar>
-          </w:tcPr>
-          <w:p>
-            <w:pPr>
-              <w:spacing w:after="85" w:before="85"/>
-            </w:pPr>
-            <w:r>
-              <w:rPr>
-                <w:rFonts w:ascii="Calibri" w:cs="Calibri" w:eastAsia="Calibri" w:hAnsi="Calibri"/>
-                <w:color w:val="222222"/>
-                <w:sz w:val="20"/>
-                <w:szCs w:val="20"/>
-              </w:rPr>
-              <w:t xml:space="preserve"> </w:t>
-            </w:r>
-          </w:p>
-        </w:tc>
-      </w:tr>
-      <w:tr>
-        <w:tc>
-          <w:tcPr>
-            <w:tcW w:type="dxa" w:w="9600"/>
-            <w:tcBorders>
-              <w:top w:val="none" w:color="FFFFFF" w:sz="0"/>
-              <w:left w:val="none" w:color="FFFFFF" w:sz="0"/>
-              <w:bottom w:val="single" w:color="AEB4C2" w:sz="4"/>
-              <w:right w:val="none" w:color="FFFFFF" w:sz="0"/>
-            </w:tcBorders>
-            <w:tcMar>
-              <w:top w:type="dxa" w:w="0"/>
-              <w:left w:type="dxa" w:w="0"/>
-              <w:bottom w:type="dxa" w:w="0"/>
-              <w:right w:type="dxa" w:w="0"/>
-            </w:tcMar>
-          </w:tcPr>
-          <w:p>
-            <w:pPr>
-              <w:spacing w:after="85" w:before="85"/>
-            </w:pPr>
-            <w:r>
-              <w:rPr>
-                <w:rFonts w:ascii="Calibri" w:cs="Calibri" w:eastAsia="Calibri" w:hAnsi="Calibri"/>
-                <w:color w:val="222222"/>
-                <w:sz w:val="20"/>
-                <w:szCs w:val="20"/>
-              </w:rPr>
-              <w:t xml:space="preserve"> </w:t>
-            </w:r>
-          </w:p>
-        </w:tc>
-      </w:tr>
-    </w:tbl>
-    <w:p>
-      <w:pPr>
-        <w:spacing w:after="120"/>
-      </w:pPr>
-    </w:p>
-    <w:tbl>
-      <w:tblPr>
-        <w:tblW w:type="dxa" w:w="9600"/>
-        <w:tblBorders>
-          <w:top w:val="none" w:color="FFFFFF" w:sz="0"/>
-          <w:left w:val="none" w:color="FFFFFF" w:sz="0"/>
-          <w:bottom w:val="none" w:color="FFFFFF" w:sz="0"/>
-          <w:right w:val="none" w:color="FFFFFF" w:sz="0"/>
-          <w:insideH w:val="single" w:color="AEB4C2" w:sz="4"/>
-          <w:insideV w:val="none" w:color="FFFFFF" w:sz="0"/>
-        </w:tblBorders>
-      </w:tblPr>
-      <w:tblGrid>
-        <w:gridCol w:w="9600"/>
-      </w:tblGrid>
-      <w:tr>
-        <w:tc>
-          <w:tcPr>
-            <w:tcW w:type="dxa" w:w="9600"/>
-            <w:tcBorders>
-              <w:top w:val="none" w:color="FFFFFF" w:sz="0"/>
-              <w:left w:val="none" w:color="FFFFFF" w:sz="0"/>
-              <w:bottom w:val="single" w:color="AEB4C2" w:sz="4"/>
-              <w:right w:val="none" w:color="FFFFFF" w:sz="0"/>
-            </w:tcBorders>
-            <w:tcMar>
-              <w:top w:type="dxa" w:w="0"/>
-              <w:left w:type="dxa" w:w="0"/>
-              <w:bottom w:type="dxa" w:w="0"/>
-              <w:right w:type="dxa" w:w="0"/>
-            </w:tcMar>
-          </w:tcPr>
-          <w:p>
-            <w:pPr>
-              <w:spacing w:after="85" w:before="85"/>
-            </w:pPr>
-            <w:r>
-              <w:rPr>
-                <w:rFonts w:ascii="Calibri" w:cs="Calibri" w:eastAsia="Calibri" w:hAnsi="Calibri"/>
-                <w:color w:val="222222"/>
-                <w:sz w:val="20"/>
-                <w:szCs w:val="20"/>
-              </w:rPr>
-              <w:t xml:space="preserve"> </w:t>
-            </w:r>
-          </w:p>
-        </w:tc>
-      </w:tr>
-      <w:tr>
-        <w:tc>
-          <w:tcPr>
-            <w:tcW w:type="dxa" w:w="9600"/>
-            <w:tcBorders>
-              <w:top w:val="none" w:color="FFFFFF" w:sz="0"/>
-              <w:left w:val="none" w:color="FFFFFF" w:sz="0"/>
-              <w:bottom w:val="single" w:color="AEB4C2" w:sz="4"/>
-              <w:right w:val="none" w:color="FFFFFF" w:sz="0"/>
-            </w:tcBorders>
-            <w:tcMar>
-              <w:top w:type="dxa" w:w="0"/>
-              <w:left w:type="dxa" w:w="0"/>
-              <w:bottom w:type="dxa" w:w="0"/>
-              <w:right w:type="dxa" w:w="0"/>
-            </w:tcMar>
-          </w:tcPr>
-          <w:p>
-            <w:pPr>
-              <w:spacing w:after="85" w:before="85"/>
-            </w:pPr>
-            <w:r>
-              <w:rPr>
-                <w:rFonts w:ascii="Calibri" w:cs="Calibri" w:eastAsia="Calibri" w:hAnsi="Calibri"/>
-                <w:color w:val="222222"/>
-                <w:sz w:val="20"/>
-                <w:szCs w:val="20"/>
-              </w:rPr>
-              <w:t xml:space="preserve"> </w:t>
-            </w:r>
-          </w:p>
-        </w:tc>
-      </w:tr>
-    </w:tbl>
-    <w:p>
-      <w:pPr>
-        <w:spacing w:after="120"/>
-      </w:pPr>
-    </w:p>
-    <w:p>
-      <w:pPr>
-        <w:spacing w:after="60" w:before="190"/>
-      </w:pPr>
-      <w:r>
-        <w:rPr>
-          <w:rFonts w:ascii="Calibri" w:cs="Calibri" w:eastAsia="Calibri" w:hAnsi="Calibri"/>
-          <w:b/>
-          <w:bCs/>
-          <w:color w:val="0E7C7B"/>
-          <w:sz w:val="22"/>
-          <w:szCs w:val="22"/>
-        </w:rPr>
-        <w:t xml:space="preserve">2 · One thing you think may have gone wrong</w:t>
-      </w:r>
-    </w:p>
-    <w:p>
-      <w:pPr>
-        <w:spacing w:after="70" w:before="40" w:line="260"/>
-      </w:pPr>
-      <w:r>
-        <w:rPr>
-          <w:rFonts w:ascii="Calibri" w:cs="Calibri" w:eastAsia="Calibri" w:hAnsi="Calibri"/>
-          <w:i/>
-          <w:iCs/>
-          <w:color w:val="5A6478"/>
-          <w:sz w:val="18"/>
-          <w:szCs w:val="18"/>
-        </w:rPr>
-        <w:t xml:space="preserve">Be specific. Name the step.</w:t>
-      </w:r>
-    </w:p>
-    <w:tbl>
-      <w:tblPr>
-        <w:tblW w:type="dxa" w:w="9600"/>
-        <w:tblBorders>
-          <w:top w:val="none" w:color="FFFFFF" w:sz="0"/>
-          <w:left w:val="none" w:color="FFFFFF" w:sz="0"/>
-          <w:bottom w:val="none" w:color="FFFFFF" w:sz="0"/>
-          <w:right w:val="none" w:color="FFFFFF" w:sz="0"/>
-          <w:insideH w:val="single" w:color="AEB4C2" w:sz="4"/>
-          <w:insideV w:val="none" w:color="FFFFFF" w:sz="0"/>
-        </w:tblBorders>
-      </w:tblPr>
-      <w:tblGrid>
-        <w:gridCol w:w="9600"/>
-      </w:tblGrid>
-      <w:tr>
-        <w:tc>
-          <w:tcPr>
-            <w:tcW w:type="dxa" w:w="9600"/>
-            <w:tcBorders>
-              <w:top w:val="none" w:color="FFFFFF" w:sz="0"/>
-              <w:left w:val="none" w:color="FFFFFF" w:sz="0"/>
-              <w:bottom w:val="single" w:color="AEB4C2" w:sz="4"/>
-              <w:right w:val="none" w:color="FFFFFF" w:sz="0"/>
-            </w:tcBorders>
-            <w:tcMar>
-              <w:top w:type="dxa" w:w="0"/>
-              <w:left w:type="dxa" w:w="0"/>
-              <w:bottom w:type="dxa" w:w="0"/>
-              <w:right w:type="dxa" w:w="0"/>
-            </w:tcMar>
-          </w:tcPr>
-          <w:p>
-            <w:pPr>
-              <w:spacing w:after="85" w:before="85"/>
-            </w:pPr>
-            <w:r>
-              <w:rPr>
-                <w:rFonts w:ascii="Calibri" w:cs="Calibri" w:eastAsia="Calibri" w:hAnsi="Calibri"/>
-                <w:color w:val="222222"/>
-                <w:sz w:val="20"/>
-                <w:szCs w:val="20"/>
-              </w:rPr>
-              <w:t xml:space="preserve"> </w:t>
-            </w:r>
-          </w:p>
-        </w:tc>
-      </w:tr>
-      <w:tr>
-        <w:tc>
-          <w:tcPr>
-            <w:tcW w:type="dxa" w:w="9600"/>
-            <w:tcBorders>
-              <w:top w:val="none" w:color="FFFFFF" w:sz="0"/>
-              <w:left w:val="none" w:color="FFFFFF" w:sz="0"/>
-              <w:bottom w:val="single" w:color="AEB4C2" w:sz="4"/>
-              <w:right w:val="none" w:color="FFFFFF" w:sz="0"/>
-            </w:tcBorders>
-            <w:tcMar>
-              <w:top w:type="dxa" w:w="0"/>
-              <w:left w:type="dxa" w:w="0"/>
-              <w:bottom w:type="dxa" w:w="0"/>
-              <w:right w:type="dxa" w:w="0"/>
-            </w:tcMar>
-          </w:tcPr>
-          <w:p>
-            <w:pPr>
-              <w:spacing w:after="85" w:before="85"/>
-            </w:pPr>
-            <w:r>
-              <w:rPr>
-                <w:rFonts w:ascii="Calibri" w:cs="Calibri" w:eastAsia="Calibri" w:hAnsi="Calibri"/>
-                <w:color w:val="222222"/>
-                <w:sz w:val="20"/>
-                <w:szCs w:val="20"/>
-              </w:rPr>
-              <w:t xml:space="preserve"> </w:t>
-            </w:r>
-          </w:p>
-        </w:tc>
-      </w:tr>
-      <w:tr>
-        <w:tc>
-          <w:tcPr>
-            <w:tcW w:type="dxa" w:w="9600"/>
-            <w:tcBorders>
-              <w:top w:val="none" w:color="FFFFFF" w:sz="0"/>
-              <w:left w:val="none" w:color="FFFFFF" w:sz="0"/>
-              <w:bottom w:val="single" w:color="AEB4C2" w:sz="4"/>
-              <w:right w:val="none" w:color="FFFFFF" w:sz="0"/>
-            </w:tcBorders>
-            <w:tcMar>
-              <w:top w:type="dxa" w:w="0"/>
-              <w:left w:type="dxa" w:w="0"/>
-              <w:bottom w:type="dxa" w:w="0"/>
-              <w:right w:type="dxa" w:w="0"/>
-            </w:tcMar>
-          </w:tcPr>
-          <w:p>
-            <w:pPr>
-              <w:spacing w:after="85" w:before="85"/>
-            </w:pPr>
-            <w:r>
-              <w:rPr>
-                <w:rFonts w:ascii="Calibri" w:cs="Calibri" w:eastAsia="Calibri" w:hAnsi="Calibri"/>
-                <w:color w:val="222222"/>
-                <w:sz w:val="20"/>
-                <w:szCs w:val="20"/>
-              </w:rPr>
-              <w:t xml:space="preserve"> </w:t>
-            </w:r>
-          </w:p>
-        </w:tc>
-      </w:tr>
-    </w:tbl>
-    <w:p>
-      <w:pPr>
-        <w:spacing w:after="120"/>
-      </w:pPr>
-    </w:p>
-    <w:p>
-      <w:pPr>
-        <w:spacing w:after="60" w:before="190"/>
-      </w:pPr>
-      <w:r>
-        <w:rPr>
-          <w:rFonts w:ascii="Calibri" w:cs="Calibri" w:eastAsia="Calibri" w:hAnsi="Calibri"/>
-          <w:b/>
-          <w:bCs/>
-          <w:color w:val="0E7C7B"/>
-          <w:sz w:val="22"/>
-          <w:szCs w:val="22"/>
-        </w:rPr>
-        <w:t xml:space="preserve">3 · One question you would ask them</w:t>
-      </w:r>
-    </w:p>
-    <w:tbl>
-      <w:tblPr>
-        <w:tblW w:type="dxa" w:w="9600"/>
-        <w:tblBorders>
-          <w:top w:val="none" w:color="FFFFFF" w:sz="0"/>
-          <w:left w:val="none" w:color="FFFFFF" w:sz="0"/>
-          <w:bottom w:val="none" w:color="FFFFFF" w:sz="0"/>
-          <w:right w:val="none" w:color="FFFFFF" w:sz="0"/>
-          <w:insideH w:val="single" w:color="AEB4C2" w:sz="4"/>
-          <w:insideV w:val="none" w:color="FFFFFF" w:sz="0"/>
-        </w:tblBorders>
-      </w:tblPr>
-      <w:tblGrid>
-        <w:gridCol w:w="9600"/>
-      </w:tblGrid>
-      <w:tr>
-        <w:tc>
-          <w:tcPr>
-            <w:tcW w:type="dxa" w:w="9600"/>
-            <w:tcBorders>
-              <w:top w:val="none" w:color="FFFFFF" w:sz="0"/>
-              <w:left w:val="none" w:color="FFFFFF" w:sz="0"/>
-              <w:bottom w:val="single" w:color="AEB4C2" w:sz="4"/>
-              <w:right w:val="none" w:color="FFFFFF" w:sz="0"/>
-            </w:tcBorders>
-            <w:tcMar>
-              <w:top w:type="dxa" w:w="0"/>
-              <w:left w:type="dxa" w:w="0"/>
-              <w:bottom w:type="dxa" w:w="0"/>
-              <w:right w:type="dxa" w:w="0"/>
-            </w:tcMar>
-          </w:tcPr>
-          <w:p>
-            <w:pPr>
-              <w:spacing w:after="85" w:before="85"/>
-            </w:pPr>
-            <w:r>
-              <w:rPr>
-                <w:rFonts w:ascii="Calibri" w:cs="Calibri" w:eastAsia="Calibri" w:hAnsi="Calibri"/>
-                <w:color w:val="222222"/>
-                <w:sz w:val="20"/>
-                <w:szCs w:val="20"/>
-              </w:rPr>
-              <w:t xml:space="preserve"> </w:t>
-            </w:r>
-          </w:p>
-        </w:tc>
-      </w:tr>
-      <w:tr>
-        <w:tc>
-          <w:tcPr>
-            <w:tcW w:type="dxa" w:w="9600"/>
-            <w:tcBorders>
-              <w:top w:val="none" w:color="FFFFFF" w:sz="0"/>
-              <w:left w:val="none" w:color="FFFFFF" w:sz="0"/>
-              <w:bottom w:val="single" w:color="AEB4C2" w:sz="4"/>
-              <w:right w:val="none" w:color="FFFFFF" w:sz="0"/>
-            </w:tcBorders>
-            <w:tcMar>
-              <w:top w:type="dxa" w:w="0"/>
-              <w:left w:type="dxa" w:w="0"/>
-              <w:bottom w:type="dxa" w:w="0"/>
-              <w:right w:type="dxa" w:w="0"/>
-            </w:tcMar>
-          </w:tcPr>
-          <w:p>
-            <w:pPr>
-              <w:spacing w:after="85" w:before="85"/>
-            </w:pPr>
-            <w:r>
-              <w:rPr>
-                <w:rFonts w:ascii="Calibri" w:cs="Calibri" w:eastAsia="Calibri" w:hAnsi="Calibri"/>
-                <w:color w:val="222222"/>
-                <w:sz w:val="20"/>
-                <w:szCs w:val="20"/>
-              </w:rPr>
-              <w:t xml:space="preserve"> </w:t>
-            </w:r>
-          </w:p>
-        </w:tc>
-      </w:tr>
-    </w:tbl>
-    <w:p>
-      <w:pPr>
-        <w:spacing w:after="120"/>
-      </w:pPr>
-    </w:p>
-    <w:p>
-      <w:pPr>
-        <w:pBdr>
-          <w:top w:val="single" w:color="E4E0D6" w:sz="2" w:space="6"/>
-          <w:bottom w:val="single" w:color="E4E0D6" w:sz="2" w:space="6"/>
-          <w:left w:val="single" w:color="E8930C" w:sz="18" w:space="8"/>
-          <w:right w:val="single" w:color="E4E0D6" w:sz="2" w:space="6"/>
-        </w:pBdr>
-        <w:shd w:fill="FBF9F4" w:val="clear"/>
-        <w:spacing w:after="130" w:before="130" w:line="265"/>
-      </w:pPr>
-      <w:r>
-        <w:rPr>
-          <w:rFonts w:ascii="Calibri" w:cs="Calibri" w:eastAsia="Calibri" w:hAnsi="Calibri"/>
-          <w:b/>
-          <w:bCs/>
-          <w:color w:val="9A5F00"/>
-          <w:sz w:val="19"/>
-          <w:szCs w:val="19"/>
-        </w:rPr>
-        <w:t xml:space="preserve">Things worth looking for  </w:t>
-      </w:r>
-      <w:r>
-        <w:rPr>
-          <w:rFonts w:ascii="Calibri" w:cs="Calibri" w:eastAsia="Calibri" w:hAnsi="Calibri"/>
-          <w:color w:val="222222"/>
-          <w:sz w:val="19"/>
-          <w:szCs w:val="19"/>
-        </w:rPr>
-        <w:t xml:space="preserve">Did they dry the nails the same way? Did every jar start on the same day? Were the jars in the same place — same light, same temperature? Same size nails? Is one of their three jars wildly different from the other two, and did they say why? Did they record to two decimal places or round? Is anything missing?</w:t>
-      </w:r>
-    </w:p>
-    <w:p>
-      <w:r>
-        <w:br w:type="page"/>
-      </w:r>
-    </w:p>
-    <w:p>
-      <w:pPr>
-        <w:spacing w:after="30" w:before="40" w:line="260"/>
-      </w:pPr>
-      <w:r>
-        <w:rPr>
-          <w:rFonts w:ascii="Calibri" w:cs="Calibri" w:eastAsia="Calibri" w:hAnsi="Calibri"/>
-          <w:b/>
-          <w:bCs/>
-          <w:color w:val="E8930C"/>
-          <w:sz w:val="17"/>
-          <w:szCs w:val="17"/>
-        </w:rPr>
-        <w:t xml:space="preserve">YEAR 6 SCIENCE · LESSON 5</w:t>
-      </w:r>
-    </w:p>
-    <w:p>
-      <w:pPr>
-        <w:pBdr>
-          <w:bottom w:val="single" w:color="E8930C" w:sz="12" w:space="5"/>
-        </w:pBdr>
-        <w:spacing w:after="100" w:before="0"/>
-      </w:pPr>
-      <w:r>
-        <w:rPr>
-          <w:rFonts w:ascii="Calibri" w:cs="Calibri" w:eastAsia="Calibri" w:hAnsi="Calibri"/>
-          <w:b/>
-          <w:bCs/>
-          <w:color w:val="1B2A4A"/>
-          <w:sz w:val="30"/>
-          <w:szCs w:val="30"/>
-        </w:rPr>
-        <w:t xml:space="preserve">Now turn it around</w:t>
-      </w:r>
-    </w:p>
-    <w:p>
-      <w:pPr>
-        <w:spacing w:after="70" w:before="40" w:line="260"/>
-      </w:pPr>
-      <w:r>
-        <w:rPr>
-          <w:rFonts w:ascii="Calibri" w:cs="Calibri" w:eastAsia="Calibri" w:hAnsi="Calibri"/>
-          <w:b/>
-          <w:bCs/>
-          <w:color w:val="1B2A4A"/>
-          <w:sz w:val="21"/>
-          <w:szCs w:val="21"/>
-        </w:rPr>
-        <w:t xml:space="preserve">What would the OTHER CLASS say about OUR method? Name two things they could fairly attack.</w:t>
-      </w:r>
-    </w:p>
-    <w:tbl>
-      <w:tblPr>
-        <w:tblW w:type="dxa" w:w="9600"/>
-        <w:tblBorders>
-          <w:top w:val="single" w:color="7E889C" w:sz="6"/>
-          <w:left w:val="single" w:color="7E889C" w:sz="6"/>
-          <w:bottom w:val="single" w:color="7E889C" w:sz="6"/>
-          <w:right w:val="single" w:color="7E889C" w:sz="6"/>
-          <w:insideH w:val="single" w:color="9AA3B5" w:sz="3"/>
-          <w:insideV w:val="single" w:color="9AA3B5" w:sz="3"/>
-        </w:tblBorders>
-      </w:tblPr>
-      <w:tblGrid>
-        <w:gridCol w:w="700"/>
-        <w:gridCol w:w="8900"/>
-      </w:tblGrid>
-      <w:tr>
-        <w:tc>
-          <w:tcPr>
-            <w:tcW w:type="dxa" w:w="700"/>
-            <w:tcMar>
-              <w:top w:type="dxa" w:w="150"/>
-              <w:left w:type="dxa" w:w="110"/>
-              <w:bottom w:type="dxa" w:w="150"/>
-              <w:right w:type="dxa" w:w="110"/>
-            </w:tcMar>
-            <w:vAlign w:val="top"/>
-          </w:tcPr>
-          <w:p>
-            <w:pPr>
-              <w:spacing w:after="15" w:before="15" w:line="260"/>
-              <w:jc w:val="center"/>
-            </w:pPr>
-            <w:r>
-              <w:rPr>
-                <w:rFonts w:ascii="Calibri" w:cs="Calibri" w:eastAsia="Calibri" w:hAnsi="Calibri"/>
-                <w:b/>
-                <w:bCs/>
-                <w:color w:val="E8930C"/>
-                <w:sz w:val="22"/>
-                <w:szCs w:val="22"/>
-              </w:rPr>
-              <w:t xml:space="preserve">1</w:t>
-            </w:r>
-          </w:p>
-        </w:tc>
-        <w:tc>
-          <w:tcPr>
-            <w:tcW w:type="dxa" w:w="8900"/>
-            <w:tcMar>
-              <w:top w:type="dxa" w:w="85"/>
-              <w:left w:type="dxa" w:w="110"/>
-              <w:bottom w:type="dxa" w:w="85"/>
-              <w:right w:type="dxa" w:w="110"/>
-            </w:tcMar>
-            <w:vAlign w:val="top"/>
-          </w:tcPr>
-          <w:p>
-            <w:pPr>
-              <w:spacing w:after="150" w:before="150" w:line="260"/>
-            </w:pPr>
-            <w:r>
-              <w:rPr>
-                <w:rFonts w:ascii="Calibri" w:cs="Calibri" w:eastAsia="Calibri" w:hAnsi="Calibri"/>
-                <w:color w:val="222222"/>
-                <w:sz w:val="20"/>
-                <w:szCs w:val="20"/>
-              </w:rPr>
-              <w:t xml:space="preserve"/>
-            </w:r>
-          </w:p>
-        </w:tc>
-      </w:tr>
-      <w:tr>
-        <w:tc>
-          <w:tcPr>
-            <w:tcW w:type="dxa" w:w="700"/>
-            <w:tcMar>
-              <w:top w:type="dxa" w:w="150"/>
-              <w:left w:type="dxa" w:w="110"/>
-              <w:bottom w:type="dxa" w:w="150"/>
-              <w:right w:type="dxa" w:w="110"/>
-            </w:tcMar>
-            <w:vAlign w:val="top"/>
-          </w:tcPr>
-          <w:p>
-            <w:pPr>
-              <w:spacing w:after="15" w:before="15" w:line="260"/>
-              <w:jc w:val="center"/>
-            </w:pPr>
-            <w:r>
-              <w:rPr>
-                <w:rFonts w:ascii="Calibri" w:cs="Calibri" w:eastAsia="Calibri" w:hAnsi="Calibri"/>
-                <w:b/>
-                <w:bCs/>
-                <w:color w:val="E8930C"/>
-                <w:sz w:val="22"/>
-                <w:szCs w:val="22"/>
-              </w:rPr>
-              <w:t xml:space="preserve">2</w:t>
-            </w:r>
-          </w:p>
-        </w:tc>
-        <w:tc>
-          <w:tcPr>
-            <w:tcW w:type="dxa" w:w="8900"/>
-            <w:tcMar>
-              <w:top w:type="dxa" w:w="85"/>
-              <w:left w:type="dxa" w:w="110"/>
-              <w:bottom w:type="dxa" w:w="85"/>
-              <w:right w:type="dxa" w:w="110"/>
-            </w:tcMar>
-            <w:vAlign w:val="top"/>
-          </w:tcPr>
-          <w:p>
-            <w:pPr>
-              <w:spacing w:after="150" w:before="150" w:line="260"/>
-            </w:pPr>
-            <w:r>
-              <w:rPr>
-                <w:rFonts w:ascii="Calibri" w:cs="Calibri" w:eastAsia="Calibri" w:hAnsi="Calibri"/>
-                <w:color w:val="222222"/>
-                <w:sz w:val="20"/>
-                <w:szCs w:val="20"/>
-              </w:rPr>
-              <w:t xml:space="preserve"/>
-            </w:r>
-          </w:p>
-        </w:tc>
-      </w:tr>
-    </w:tbl>
-    <w:p>
-      <w:pPr>
-        <w:spacing w:after="60" w:before="190"/>
-      </w:pPr>
-      <w:r>
-        <w:rPr>
-          <w:rFonts w:ascii="Calibri" w:cs="Calibri" w:eastAsia="Calibri" w:hAnsi="Calibri"/>
-          <w:b/>
-          <w:bCs/>
-          <w:color w:val="0E7C7B"/>
-          <w:sz w:val="22"/>
-          <w:szCs w:val="22"/>
-        </w:rPr>
-        <w:t xml:space="preserve">Why this matters</w:t>
-      </w:r>
-    </w:p>
-    <w:p>
-      <w:pPr>
-        <w:pStyle w:val="ListParagraph"/>
-        <w:numPr>
-          <w:ilvl w:val="0"/>
-          <w:numId w:val="2"/>
-        </w:numPr>
-        <w:spacing w:after="35" w:before="35" w:line="258"/>
-      </w:pPr>
-      <w:r>
-        <w:rPr>
-          <w:rFonts w:ascii="Calibri" w:cs="Calibri" w:eastAsia="Calibri" w:hAnsi="Calibri"/>
-          <w:color w:val="222222"/>
-          <w:sz w:val="19"/>
-          <w:szCs w:val="19"/>
-        </w:rPr>
-        <w:t xml:space="preserve">Could either class have answered the client’s question on its own? Explain.</w:t>
-      </w:r>
-    </w:p>
-    <w:tbl>
-      <w:tblPr>
-        <w:tblW w:type="dxa" w:w="9600"/>
-        <w:tblBorders>
-          <w:top w:val="none" w:color="FFFFFF" w:sz="0"/>
-          <w:left w:val="none" w:color="FFFFFF" w:sz="0"/>
-          <w:bottom w:val="none" w:color="FFFFFF" w:sz="0"/>
-          <w:right w:val="none" w:color="FFFFFF" w:sz="0"/>
-          <w:insideH w:val="single" w:color="AEB4C2" w:sz="4"/>
-          <w:insideV w:val="none" w:color="FFFFFF" w:sz="0"/>
-        </w:tblBorders>
-      </w:tblPr>
-      <w:tblGrid>
-        <w:gridCol w:w="9600"/>
-      </w:tblGrid>
-      <w:tr>
-        <w:tc>
-          <w:tcPr>
-            <w:tcW w:type="dxa" w:w="9600"/>
-            <w:tcBorders>
-              <w:top w:val="none" w:color="FFFFFF" w:sz="0"/>
-              <w:left w:val="none" w:color="FFFFFF" w:sz="0"/>
-              <w:bottom w:val="single" w:color="AEB4C2" w:sz="4"/>
-              <w:right w:val="none" w:color="FFFFFF" w:sz="0"/>
-            </w:tcBorders>
-            <w:tcMar>
-              <w:top w:type="dxa" w:w="0"/>
-              <w:left w:type="dxa" w:w="0"/>
-              <w:bottom w:type="dxa" w:w="0"/>
-              <w:right w:type="dxa" w:w="0"/>
-            </w:tcMar>
-          </w:tcPr>
-          <w:p>
-            <w:pPr>
-              <w:spacing w:after="85" w:before="85"/>
-            </w:pPr>
-            <w:r>
-              <w:rPr>
-                <w:rFonts w:ascii="Calibri" w:cs="Calibri" w:eastAsia="Calibri" w:hAnsi="Calibri"/>
-                <w:color w:val="222222"/>
-                <w:sz w:val="20"/>
-                <w:szCs w:val="20"/>
-              </w:rPr>
-              <w:t xml:space="preserve"> </w:t>
-            </w:r>
-          </w:p>
-        </w:tc>
-      </w:tr>
-      <w:tr>
-        <w:tc>
-          <w:tcPr>
-            <w:tcW w:type="dxa" w:w="9600"/>
-            <w:tcBorders>
-              <w:top w:val="none" w:color="FFFFFF" w:sz="0"/>
-              <w:left w:val="none" w:color="FFFFFF" w:sz="0"/>
-              <w:bottom w:val="single" w:color="AEB4C2" w:sz="4"/>
-              <w:right w:val="none" w:color="FFFFFF" w:sz="0"/>
-            </w:tcBorders>
-            <w:tcMar>
-              <w:top w:type="dxa" w:w="0"/>
-              <w:left w:type="dxa" w:w="0"/>
-              <w:bottom w:type="dxa" w:w="0"/>
-              <w:right w:type="dxa" w:w="0"/>
-            </w:tcMar>
-          </w:tcPr>
-          <w:p>
-            <w:pPr>
-              <w:spacing w:after="85" w:before="85"/>
-            </w:pPr>
-            <w:r>
-              <w:rPr>
-                <w:rFonts w:ascii="Calibri" w:cs="Calibri" w:eastAsia="Calibri" w:hAnsi="Calibri"/>
-                <w:color w:val="222222"/>
-                <w:sz w:val="20"/>
-                <w:szCs w:val="20"/>
-              </w:rPr>
-              <w:t xml:space="preserve"> </w:t>
-            </w:r>
-          </w:p>
-        </w:tc>
-      </w:tr>
-      <w:tr>
-        <w:tc>
-          <w:tcPr>
-            <w:tcW w:type="dxa" w:w="9600"/>
-            <w:tcBorders>
-              <w:top w:val="none" w:color="FFFFFF" w:sz="0"/>
-              <w:left w:val="none" w:color="FFFFFF" w:sz="0"/>
-              <w:bottom w:val="single" w:color="AEB4C2" w:sz="4"/>
-              <w:right w:val="none" w:color="FFFFFF" w:sz="0"/>
-            </w:tcBorders>
-            <w:tcMar>
-              <w:top w:type="dxa" w:w="0"/>
-              <w:left w:type="dxa" w:w="0"/>
-              <w:bottom w:type="dxa" w:w="0"/>
-              <w:right w:type="dxa" w:w="0"/>
-            </w:tcMar>
-          </w:tcPr>
-          <w:p>
-            <w:pPr>
-              <w:spacing w:after="85" w:before="85"/>
-            </w:pPr>
-            <w:r>
-              <w:rPr>
-                <w:rFonts w:ascii="Calibri" w:cs="Calibri" w:eastAsia="Calibri" w:hAnsi="Calibri"/>
-                <w:color w:val="222222"/>
-                <w:sz w:val="20"/>
-                <w:szCs w:val="20"/>
-              </w:rPr>
-              <w:t xml:space="preserve"> </w:t>
-            </w:r>
-          </w:p>
-        </w:tc>
-      </w:tr>
-    </w:tbl>
-    <w:p>
-      <w:pPr>
-        <w:spacing w:after="120"/>
-      </w:pPr>
-    </w:p>
-    <w:p>
-      <w:pPr>
-        <w:pStyle w:val="ListParagraph"/>
-        <w:numPr>
-          <w:ilvl w:val="0"/>
-          <w:numId w:val="2"/>
-        </w:numPr>
-        <w:spacing w:after="35" w:before="35" w:line="258"/>
-      </w:pPr>
-      <w:r>
-        <w:rPr>
-          <w:rFonts w:ascii="Calibri" w:cs="Calibri" w:eastAsia="Calibri" w:hAnsi="Calibri"/>
-          <w:color w:val="222222"/>
-          <w:sz w:val="19"/>
-          <w:szCs w:val="19"/>
-        </w:rPr>
-        <w:t xml:space="preserve">Real scientists pull each other’s methods apart constantly. Why would that make science BETTER rather than worse?</w:t>
-      </w:r>
-    </w:p>
-    <w:tbl>
-      <w:tblPr>
-        <w:tblW w:type="dxa" w:w="9600"/>
-        <w:tblBorders>
-          <w:top w:val="none" w:color="FFFFFF" w:sz="0"/>
-          <w:left w:val="none" w:color="FFFFFF" w:sz="0"/>
-          <w:bottom w:val="none" w:color="FFFFFF" w:sz="0"/>
-          <w:right w:val="none" w:color="FFFFFF" w:sz="0"/>
-          <w:insideH w:val="single" w:color="AEB4C2" w:sz="4"/>
-          <w:insideV w:val="none" w:color="FFFFFF" w:sz="0"/>
-        </w:tblBorders>
-      </w:tblPr>
-      <w:tblGrid>
-        <w:gridCol w:w="9600"/>
-      </w:tblGrid>
-      <w:tr>
-        <w:tc>
-          <w:tcPr>
-            <w:tcW w:type="dxa" w:w="9600"/>
-            <w:tcBorders>
-              <w:top w:val="none" w:color="FFFFFF" w:sz="0"/>
-              <w:left w:val="none" w:color="FFFFFF" w:sz="0"/>
-              <w:bottom w:val="single" w:color="AEB4C2" w:sz="4"/>
-              <w:right w:val="none" w:color="FFFFFF" w:sz="0"/>
-            </w:tcBorders>
-            <w:tcMar>
-              <w:top w:type="dxa" w:w="0"/>
-              <w:left w:type="dxa" w:w="0"/>
-              <w:bottom w:type="dxa" w:w="0"/>
-              <w:right w:type="dxa" w:w="0"/>
-            </w:tcMar>
-          </w:tcPr>
-          <w:p>
-            <w:pPr>
-              <w:spacing w:after="85" w:before="85"/>
-            </w:pPr>
-            <w:r>
-              <w:rPr>
-                <w:rFonts w:ascii="Calibri" w:cs="Calibri" w:eastAsia="Calibri" w:hAnsi="Calibri"/>
-                <w:color w:val="222222"/>
-                <w:sz w:val="20"/>
-                <w:szCs w:val="20"/>
-              </w:rPr>
-              <w:t xml:space="preserve"> </w:t>
-            </w:r>
-          </w:p>
-        </w:tc>
-      </w:tr>
-      <w:tr>
-        <w:tc>
-          <w:tcPr>
-            <w:tcW w:type="dxa" w:w="9600"/>
-            <w:tcBorders>
-              <w:top w:val="none" w:color="FFFFFF" w:sz="0"/>
-              <w:left w:val="none" w:color="FFFFFF" w:sz="0"/>
-              <w:bottom w:val="single" w:color="AEB4C2" w:sz="4"/>
-              <w:right w:val="none" w:color="FFFFFF" w:sz="0"/>
-            </w:tcBorders>
-            <w:tcMar>
-              <w:top w:type="dxa" w:w="0"/>
-              <w:left w:type="dxa" w:w="0"/>
-              <w:bottom w:type="dxa" w:w="0"/>
-              <w:right w:type="dxa" w:w="0"/>
-            </w:tcMar>
-          </w:tcPr>
-          <w:p>
-            <w:pPr>
-              <w:spacing w:after="85" w:before="85"/>
-            </w:pPr>
-            <w:r>
-              <w:rPr>
-                <w:rFonts w:ascii="Calibri" w:cs="Calibri" w:eastAsia="Calibri" w:hAnsi="Calibri"/>
-                <w:color w:val="222222"/>
-                <w:sz w:val="20"/>
-                <w:szCs w:val="20"/>
-              </w:rPr>
-              <w:t xml:space="preserve"> </w:t>
-            </w:r>
-          </w:p>
-        </w:tc>
-      </w:tr>
-      <w:tr>
-        <w:tc>
-          <w:tcPr>
-            <w:tcW w:type="dxa" w:w="9600"/>
-            <w:tcBorders>
-              <w:top w:val="none" w:color="FFFFFF" w:sz="0"/>
-              <w:left w:val="none" w:color="FFFFFF" w:sz="0"/>
-              <w:bottom w:val="single" w:color="AEB4C2" w:sz="4"/>
-              <w:right w:val="none" w:color="FFFFFF" w:sz="0"/>
-            </w:tcBorders>
-            <w:tcMar>
-              <w:top w:type="dxa" w:w="0"/>
-              <w:left w:type="dxa" w:w="0"/>
-              <w:bottom w:type="dxa" w:w="0"/>
-              <w:right w:type="dxa" w:w="0"/>
-            </w:tcMar>
-          </w:tcPr>
-          <w:p>
-            <w:pPr>
-              <w:spacing w:after="85" w:before="85"/>
-            </w:pPr>
-            <w:r>
-              <w:rPr>
-                <w:rFonts w:ascii="Calibri" w:cs="Calibri" w:eastAsia="Calibri" w:hAnsi="Calibri"/>
-                <w:color w:val="222222"/>
-                <w:sz w:val="20"/>
-                <w:szCs w:val="20"/>
-              </w:rPr>
-              <w:t xml:space="preserve"> </w:t>
-            </w:r>
-          </w:p>
-        </w:tc>
-      </w:tr>
-      <w:tr>
-        <w:tc>
-          <w:tcPr>
-            <w:tcW w:type="dxa" w:w="9600"/>
-            <w:tcBorders>
-              <w:top w:val="none" w:color="FFFFFF" w:sz="0"/>
-              <w:left w:val="none" w:color="FFFFFF" w:sz="0"/>
-              <w:bottom w:val="single" w:color="AEB4C2" w:sz="4"/>
-              <w:right w:val="none" w:color="FFFFFF" w:sz="0"/>
-            </w:tcBorders>
-            <w:tcMar>
-              <w:top w:type="dxa" w:w="0"/>
-              <w:left w:type="dxa" w:w="0"/>
-              <w:bottom w:type="dxa" w:w="0"/>
-              <w:right w:type="dxa" w:w="0"/>
-            </w:tcMar>
-          </w:tcPr>
-          <w:p>
-            <w:pPr>
-              <w:spacing w:after="85" w:before="85"/>
-            </w:pPr>
-            <w:r>
-              <w:rPr>
-                <w:rFonts w:ascii="Calibri" w:cs="Calibri" w:eastAsia="Calibri" w:hAnsi="Calibri"/>
-                <w:color w:val="222222"/>
-                <w:sz w:val="20"/>
-                <w:szCs w:val="20"/>
-              </w:rPr>
-              <w:t xml:space="preserve"> </w:t>
-            </w:r>
-          </w:p>
-        </w:tc>
-      </w:tr>
-    </w:tbl>
-    <w:p>
-      <w:pPr>
-        <w:spacing w:after="120"/>
-      </w:pPr>
-    </w:p>
-    <w:p>
-      <w:pPr>
-        <w:pBdr>
-          <w:top w:val="single" w:color="E4E0D6" w:sz="2" w:space="6"/>
-          <w:bottom w:val="single" w:color="E4E0D6" w:sz="2" w:space="6"/>
-          <w:left w:val="single" w:color="0E7C7B" w:sz="18" w:space="8"/>
-          <w:right w:val="single" w:color="E4E0D6" w:sz="2" w:space="6"/>
-        </w:pBdr>
-        <w:shd w:fill="FBF9F4" w:val="clear"/>
-        <w:spacing w:after="130" w:before="130" w:line="265"/>
-      </w:pPr>
-      <w:r>
-        <w:rPr>
-          <w:rFonts w:ascii="Calibri" w:cs="Calibri" w:eastAsia="Calibri" w:hAnsi="Calibri"/>
-          <w:b/>
-          <w:bCs/>
-          <w:color w:val="0E7C7B"/>
-          <w:sz w:val="19"/>
-          <w:szCs w:val="19"/>
-        </w:rPr>
-        <w:t xml:space="preserve">The point  </w:t>
-      </w:r>
-      <w:r>
-        <w:rPr>
-          <w:rFonts w:ascii="Calibri" w:cs="Calibri" w:eastAsia="Calibri" w:hAnsi="Calibri"/>
-          <w:color w:val="222222"/>
-          <w:sz w:val="19"/>
-          <w:szCs w:val="19"/>
-        </w:rPr>
-        <w:t xml:space="preserve">Scientists publish their methods precisely so other people can attack them. A finding that survives other people trying to pull it apart is worth far more than one nobody checked. That is not scientists being difficult with each other — it is the part that makes the answer trustworthy.</w:t>
-      </w:r>
-    </w:p>
-    <w:p>
-      <w:pPr>
-        <w:pBdr>
-          <w:top w:val="single" w:color="E4E0D6" w:sz="2" w:space="6"/>
-          <w:bottom w:val="single" w:color="E4E0D6" w:sz="2" w:space="6"/>
-          <w:left w:val="single" w:color="E8930C" w:sz="18" w:space="8"/>
-          <w:right w:val="single" w:color="E4E0D6" w:sz="2" w:space="6"/>
-        </w:pBdr>
-        <w:shd w:fill="FBF9F4" w:val="clear"/>
-        <w:spacing w:after="130" w:before="130" w:line="265"/>
-      </w:pPr>
-      <w:r>
-        <w:rPr>
-          <w:rFonts w:ascii="Calibri" w:cs="Calibri" w:eastAsia="Calibri" w:hAnsi="Calibri"/>
-          <w:b/>
-          <w:bCs/>
-          <w:color w:val="9A5F00"/>
-          <w:sz w:val="19"/>
-          <w:szCs w:val="19"/>
-        </w:rPr>
-        <w:t xml:space="preserve">Coming up next  </w:t>
-      </w:r>
-      <w:r>
-        <w:rPr>
-          <w:rFonts w:ascii="Calibri" w:cs="Calibri" w:eastAsia="Calibri" w:hAnsi="Calibri"/>
-          <w:color w:val="222222"/>
-          <w:sz w:val="19"/>
-          <w:szCs w:val="19"/>
-        </w:rPr>
-        <w:t xml:space="preserve">You are about to write your own investigation plan, and another group is about to do exactly this to it. What would YOU attack?</w:t>
       </w:r>
     </w:p>
     <w:sectPr>
